--- a/Report/report.docx
+++ b/Report/report.docx
@@ -3027,7 +3027,7 @@
         <w:t xml:space="preserve"> </w:t>
       </w:r>
       <w:r>
-        <w:t xml:space="preserve">reference points for expected pay in the local graduate labour market.</w:t>
+        <w:t xml:space="preserve">reference points for expected pay in the local graduate labor market.</w:t>
       </w:r>
     </w:p>
     <w:p>
